--- a/ibm4212/files/Aldi_Hard_Discounters_Skill_Guide.docx
+++ b/ibm4212/files/Aldi_Hard_Discounters_Skill_Guide.docx
@@ -278,8 +278,12 @@
     </w:p>
     <w:p>
       <w:pPr>
-        <w:pStyle w:val="ListNumber"/>
+        <w:ind w:left="432" w:hanging="432"/>
       </w:pPr>
+      <w:r>
+        <w:t>1.</w:t>
+        <w:tab/>
+      </w:r>
       <w:r>
         <w:rPr>
           <w:b/>
@@ -292,8 +296,12 @@
     </w:p>
     <w:p>
       <w:pPr>
-        <w:pStyle w:val="ListNumber"/>
+        <w:ind w:left="432" w:hanging="432"/>
       </w:pPr>
+      <w:r>
+        <w:t>2.</w:t>
+        <w:tab/>
+      </w:r>
       <w:r>
         <w:rPr>
           <w:b/>
@@ -306,8 +314,12 @@
     </w:p>
     <w:p>
       <w:pPr>
-        <w:pStyle w:val="ListNumber"/>
+        <w:ind w:left="432" w:hanging="432"/>
       </w:pPr>
+      <w:r>
+        <w:t>3.</w:t>
+        <w:tab/>
+      </w:r>
       <w:r>
         <w:rPr>
           <w:b/>
@@ -329,8 +341,12 @@
     </w:p>
     <w:p>
       <w:pPr>
-        <w:pStyle w:val="ListNumber"/>
+        <w:ind w:left="432" w:hanging="432"/>
       </w:pPr>
+      <w:r>
+        <w:t>4.</w:t>
+        <w:tab/>
+      </w:r>
       <w:r>
         <w:rPr>
           <w:b/>
@@ -343,8 +359,12 @@
     </w:p>
     <w:p>
       <w:pPr>
-        <w:pStyle w:val="ListNumber"/>
+        <w:ind w:left="432" w:hanging="432"/>
       </w:pPr>
+      <w:r>
+        <w:t>5.</w:t>
+        <w:tab/>
+      </w:r>
       <w:r>
         <w:rPr>
           <w:b/>
@@ -357,8 +377,12 @@
     </w:p>
     <w:p>
       <w:pPr>
-        <w:pStyle w:val="ListNumber"/>
+        <w:ind w:left="432" w:hanging="432"/>
       </w:pPr>
+      <w:r>
+        <w:t>6.</w:t>
+        <w:tab/>
+      </w:r>
       <w:r>
         <w:rPr>
           <w:b/>
@@ -371,8 +395,12 @@
     </w:p>
     <w:p>
       <w:pPr>
-        <w:pStyle w:val="ListNumber"/>
+        <w:ind w:left="432" w:hanging="432"/>
       </w:pPr>
+      <w:r>
+        <w:t>7.</w:t>
+        <w:tab/>
+      </w:r>
       <w:r>
         <w:rPr>
           <w:b/>
@@ -385,8 +413,12 @@
     </w:p>
     <w:p>
       <w:pPr>
-        <w:pStyle w:val="ListNumber"/>
+        <w:ind w:left="432" w:hanging="432"/>
       </w:pPr>
+      <w:r>
+        <w:t>8.</w:t>
+        <w:tab/>
+      </w:r>
       <w:r>
         <w:rPr>
           <w:b/>

--- a/ibm4212/files/Aldi_Hard_Discounters_Skill_Guide.docx
+++ b/ibm4212/files/Aldi_Hard_Discounters_Skill_Guide.docx
@@ -247,7 +247,7 @@
         <w:t>Box A</w:t>
       </w:r>
       <w:r>
-        <w:t xml:space="preserve"> (your first take, before any AI — a committed position, your best case evidence, what you're unsure about; graded for honesty, not polish), </w:t>
+        <w:t xml:space="preserve"> (your first take, before any AI, in three pre-labelled rows: your position, your best case evidence (case p. X), and what you're least sure about; graded for honesty, not polish), </w:t>
       </w:r>
       <w:r>
         <w:rPr>
@@ -265,7 +265,7 @@
         <w:t>Box C</w:t>
       </w:r>
       <w:r>
-        <w:t xml:space="preserve"> (the delta log: 3+ substantive exchanges, each change from A to B tagged [evidence] [structure] [counterargument] [math check] [wording], and at least one AI suggestion you rejected, with the reason). Box A and Box C are where the process points live — an empty Box C earns no process credit even with a perfect transcript.</w:t>
+        <w:t xml:space="preserve"> (the delta log, three rows: your exchanges, at least 3 per question, where one exchange = you state or defend a position, the tutor challenges it, you answer; each change from A to B tagged [evidence] [structure] [counterargument] [math check] [wording]; and the AI suggestion you rejected). One rejected AI suggestion is required per case, not per question: quote the tutor's suggestion in one line, then your case-based reason (case p. X); on the other questions write "none". The starter prompt asks the tutor to offer one alternative reading per question for you to accept or reject. After the last question, the synthesis is a four-row table (100–250 words total): where AI helped most (name the question and the change); where AI added least or misled you (name one specific exchange); where you decided an answer was good enough and stopped, and why; one thing you will do differently on the next case. Box A and Box C are where the process points live — an empty Box C earns no process credit even with a perfect transcript. Each assignment doc shows a Version line; if Canvas announces a newer version, follow the announcement.</w:t>
       </w:r>
     </w:p>
     <w:p>
@@ -408,7 +408,7 @@
         <w:t>Stop on your own judgment.</w:t>
       </w:r>
       <w:r>
-        <w:t xml:space="preserve"> After 2–3 defended rounds, say "that's good enough — next question." The tutor's last objection is not a verdict; it will always have one more. Deciding when an answer is defended is a graded skill (your synthesis asks where you stopped and why), and the first three-box cohort's biggest time sink was waiting for the AI to be satisfied.</w:t>
+        <w:t xml:space="preserve"> One exchange (round) = you state or defend a position, the tutor challenges it, you answer. Do at least three per question; after the third, the tutor says "minimum met" and does not judge whether your answer is good enough. Whether to stop is then your call: say "that's good enough — next question." The tutor's last objection is not a verdict; it will always have one more. Deciding when an answer is defended is a graded skill (your synthesis asks where you stopped and why), and the first three-box cohort's biggest time sink was waiting for the AI to be satisfied.</w:t>
       </w:r>
     </w:p>
     <w:p>
@@ -499,16 +499,7 @@
         <w:pStyle w:val="ListBullet"/>
       </w:pPr>
       <w:r>
-        <w:t xml:space="preserve">A transcript link the grader can't open: a private </w:t>
-      </w:r>
-      <w:r>
-        <w:rPr>
-          <w:rFonts w:ascii="Courier New" w:hAnsi="Courier New"/>
-        </w:rPr>
-        <w:t>chatgpt.com/c/</w:t>
-      </w:r>
-      <w:r>
-        <w:t xml:space="preserve"> URL (ChatGPT Edu cannot share by link), a login-gated OneDrive link, or a Google Doc left on "Restricted." And a transcript that is only half there: ChatGPT loads long threads in pieces, so scroll to the very top of the chat before you select all, then paste into the Google Doc as plain text (Cmd+Shift+V / Ctrl+Shift+V). Backup: Print → Save as PDF, upload to Drive, share "Anyone with the link." Test the link in a private browser window — an unopenable or partial link is graded as no link.</w:t>
+        <w:t>A transcript that is not the whole conversation. Copy it yourself from the very top: scroll up until your starter prompt is visible (ChatGPT loads long threads in pieces, so select-all from the bottom copies a fragment), select all, copy, and paste as plain text (Cmd+Shift+V / Ctrl+Shift+V) into Word, or into a Google Doc and then File &gt; Download &gt; .docx. Name it Lastname_Transcript.docx and upload it as a second .docx in the same Canvas submission (Upload File, then Add Another File). Check it before you upload: the first line is your starter prompt, and the last lines are the end of the session. Do not ask ChatGPT to copy, export, or summarize the chat. A summary, a partial copy, or a link instead of the file counts as no transcript.</w:t>
       </w:r>
     </w:p>
     <w:p>
@@ -519,6 +510,185 @@
         <w:t>An empty Box C with a good transcript. The process credit lives on the page: exchanges, tagged changes, and the rejected suggestion. One student did a genuine 50-turn session and earned almost nothing for it because all the delta logs were blank.</w:t>
       </w:r>
     </w:p>
+    <w:p>
+      <w:r>
+        <w:rPr>
+          <w:b/>
+        </w:rPr>
+        <w:t>What counts as a rejection (Box C, one per case).</w:t>
+      </w:r>
+      <w:r>
+        <w:t xml:space="preserve"> Quote the tutor's suggestion in one line, then give your case-based reason (case p. X). Not a rejection: agreeing with the tutor, dropping your own idea after a challenge, skipping part of the question, or rejecting an assignment rule. Worked example (invented rows):</w:t>
+      </w:r>
+    </w:p>
+    <w:tbl>
+      <w:tblPr>
+        <w:tblStyle w:val="TableGrid"/>
+        <w:tblW w:type="auto" w:w="0"/>
+        <w:tblLook w:firstColumn="1" w:firstRow="1" w:lastColumn="0" w:lastRow="0" w:noHBand="0" w:noVBand="1" w:val="04A0"/>
+      </w:tblPr>
+      <w:tblGrid>
+        <w:gridCol w:w="4968"/>
+        <w:gridCol w:w="4968"/>
+      </w:tblGrid>
+      <w:tr>
+        <w:tc>
+          <w:tcPr>
+            <w:tcW w:type="dxa" w:w="4968"/>
+          </w:tcPr>
+          <w:p>
+            <w:r>
+              <w:rPr>
+                <w:b/>
+                <w:sz w:val="19"/>
+              </w:rPr>
+            </w:r>
+            <w:r>
+              <w:rPr>
+                <w:b/>
+                <w:sz w:val="19"/>
+              </w:rPr>
+              <w:t>What the student wrote in the rejection row</w:t>
+            </w:r>
+          </w:p>
+        </w:tc>
+        <w:tc>
+          <w:tcPr>
+            <w:tcW w:type="dxa" w:w="4968"/>
+          </w:tcPr>
+          <w:p>
+            <w:r>
+              <w:rPr>
+                <w:b/>
+                <w:sz w:val="19"/>
+              </w:rPr>
+            </w:r>
+            <w:r>
+              <w:rPr>
+                <w:b/>
+                <w:sz w:val="19"/>
+              </w:rPr>
+              <w:t>Verdict</w:t>
+            </w:r>
+          </w:p>
+        </w:tc>
+      </w:tr>
+      <w:tr>
+        <w:tc>
+          <w:tcPr>
+            <w:tcW w:type="dxa" w:w="4968"/>
+          </w:tcPr>
+          <w:p>
+            <w:r>
+              <w:rPr>
+                <w:sz w:val="19"/>
+              </w:rPr>
+            </w:r>
+            <w:r>
+              <w:rPr>
+                <w:sz w:val="19"/>
+              </w:rPr>
+              <w:t>Tutor: "To win millennials, Aldi should add more SKUs and brands." Rejected: Lidl's bigger stores and broader assortment are the case's example of what goes wrong (case pp. 9–10), and the limited SKU count is what makes Aldi's cost model work (case pp. 7–8).</w:t>
+            </w:r>
+          </w:p>
+        </w:tc>
+        <w:tc>
+          <w:tcPr>
+            <w:tcW w:type="dxa" w:w="4968"/>
+          </w:tcPr>
+          <w:p>
+            <w:r>
+              <w:rPr>
+                <w:sz w:val="19"/>
+              </w:rPr>
+            </w:r>
+            <w:r>
+              <w:rPr>
+                <w:sz w:val="19"/>
+              </w:rPr>
+              <w:t>Valid. The tutor's suggestion is quoted, and the reason comes from the case.</w:t>
+            </w:r>
+          </w:p>
+        </w:tc>
+      </w:tr>
+      <w:tr>
+        <w:tc>
+          <w:tcPr>
+            <w:tcW w:type="dxa" w:w="4968"/>
+          </w:tcPr>
+          <w:p>
+            <w:r>
+              <w:rPr>
+                <w:sz w:val="19"/>
+              </w:rPr>
+            </w:r>
+            <w:r>
+              <w:rPr>
+                <w:sz w:val="19"/>
+              </w:rPr>
+              <w:t>Tutor: "Walmart's price creep could close the price gap." I agreed and added it to Q3 as a vulnerability (case p. 11).</w:t>
+            </w:r>
+          </w:p>
+        </w:tc>
+        <w:tc>
+          <w:tcPr>
+            <w:tcW w:type="dxa" w:w="4968"/>
+          </w:tcPr>
+          <w:p>
+            <w:r>
+              <w:rPr>
+                <w:sz w:val="19"/>
+              </w:rPr>
+            </w:r>
+            <w:r>
+              <w:rPr>
+                <w:sz w:val="19"/>
+              </w:rPr>
+              <w:t>Acceptance, not a rejection. The student took the suggestion; this belongs in the "what changed" row.</w:t>
+            </w:r>
+          </w:p>
+        </w:tc>
+      </w:tr>
+      <w:tr>
+        <w:tc>
+          <w:tcPr>
+            <w:tcW w:type="dxa" w:w="4968"/>
+          </w:tcPr>
+          <w:p>
+            <w:r>
+              <w:rPr>
+                <w:sz w:val="19"/>
+              </w:rPr>
+            </w:r>
+            <w:r>
+              <w:rPr>
+                <w:sz w:val="19"/>
+              </w:rPr>
+              <w:t>Tutor: "Aldi should drop its private labels and carry national brands." Rejected: private label is the cost engine (case pp. 7–8).</w:t>
+            </w:r>
+          </w:p>
+        </w:tc>
+        <w:tc>
+          <w:tcPr>
+            <w:tcW w:type="dxa" w:w="4968"/>
+          </w:tcPr>
+          <w:p>
+            <w:r>
+              <w:rPr>
+                <w:sz w:val="19"/>
+              </w:rPr>
+            </w:r>
+            <w:r>
+              <w:rPr>
+                <w:sz w:val="19"/>
+              </w:rPr>
+              <w:t>Strawman, not a rejection. The transcript shows the tutor never made this suggestion; a disagreement made up for the log counts as none.</w:t>
+            </w:r>
+          </w:p>
+        </w:tc>
+      </w:tr>
+    </w:tbl>
+    <w:p/>
     <w:p>
       <w:r>
         <w:rPr>
@@ -940,6 +1110,11 @@
         <w:t>2026-09-09 — transcript pitfall rewritten for long threads: scroll to top before select-all, plain-text paste, Drive-PDF backup.</w:t>
       </w:r>
     </w:p>
+    <w:p>
+      <w:r>
+        <w:t>2026-10-05 — new assignment rules: three pre-labelled Box A rows; exchange defined, at least 3 per question, tutor says "minimum met" after three; one rejected AI suggestion per case (quoted, case-based reason, "none" elsewhere) + worked example of what counts; four-row synthesis; Version line; transcript = whole conversation uploaded as Lastname_Transcript.docx (second file in the same submission), no links.</w:t>
+      </w:r>
+    </w:p>
     <w:sectPr>
       <w:pgSz w:w="12240" w:h="15840"/>
       <w:pgMar w:top="1008" w:right="1152" w:bottom="1008" w:left="1152" w:header="720" w:footer="720" w:gutter="0"/>
